--- a/docs-vision/Asiko TV - Channel Owner Q and A.docx
+++ b/docs-vision/Asiko TV - Channel Owner Q and A.docx
@@ -1603,9 +1603,9 @@
       <w:pPr>
         <w:pStyle w:val="Heading2"/>
       </w:pPr>
-      <w:bookmarkStart w:id="21" w:name="reporting-payment"/>
-      <w:r>
-        <w:t xml:space="preserve">7 · Reporting &amp; payment</w:t>
+      <w:bookmarkStart w:id="21" w:name="reporting-measurement"/>
+      <w:r>
+        <w:t xml:space="preserve">7 · Reporting &amp; measurement</w:t>
       </w:r>
       <w:bookmarkEnd w:id="21"/>
     </w:p>
@@ -1614,15 +1614,584 @@
         <w:pStyle w:val="FirstParagraph"/>
       </w:pPr>
       <w:r>
-        <w:t xml:space="preserve">What reporting do I get?</w:t>
-      </w:r>
-    </w:p>
-    <w:p>
-      <w:pPr>
-        <w:pStyle w:val="BodyText"/>
-      </w:pPr>
-      <w:r>
-        <w:t xml:space="preserve">A monthly statement per channel: impressions served, completion rate, fill rate, blended eCPM, gross and your net share. A self-service dashboard with near-real-time numbers is on the roadmap.</w:t>
+        <w:t xml:space="preserve">Asiko is free to watch with no sign-up. So how do you know how many people watched my channel?</w:t>
+      </w:r>
+    </w:p>
+    <w:p>
+      <w:pPr>
+        <w:pStyle w:val="BodyText"/>
+      </w:pPr>
+      <w:r>
+        <w:t xml:space="preserve">Viewership on a FAST service is measured</w:t>
+      </w:r>
+      <w:r>
+        <w:t xml:space="preserve"> </w:t>
+      </w:r>
+      <w:r>
+        <w:rPr>
+          <w:b/>
+          <w:bCs/>
+        </w:rPr>
+        <w:t xml:space="preserve">server-side and by anonymous player telemetry — it never needs a viewer login</w:t>
+      </w:r>
+      <w:r>
+        <w:t xml:space="preserve">. This is how Pluto, Tubi, Samsung TV+ and The Roku Channel all do it. Three sources combine:</w:t>
+      </w:r>
+    </w:p>
+    <w:p>
+      <w:pPr>
+        <w:pStyle w:val="Compact"/>
+        <w:numPr>
+          <w:ilvl w:val="0"/>
+          <w:numId w:val="1003"/>
+        </w:numPr>
+      </w:pPr>
+      <w:r>
+        <w:rPr>
+          <w:b/>
+          <w:bCs/>
+        </w:rPr>
+        <w:t xml:space="preserve">Player beacons</w:t>
+      </w:r>
+      <w:r>
+        <w:t xml:space="preserve"> </w:t>
+      </w:r>
+      <w:r>
+        <w:t xml:space="preserve">— every session sends anonymous events: play start, a heartbeat every few seconds, pause, channel change, ad start/complete, error. No personal data — a session ID, not a person. This gives concurrent viewers, viewer-hours, average watch time, completion rate and channel-switch behaviour,</w:t>
+      </w:r>
+      <w:r>
+        <w:t xml:space="preserve"> </w:t>
+      </w:r>
+      <w:r>
+        <w:rPr>
+          <w:b/>
+          <w:bCs/>
+        </w:rPr>
+        <w:t xml:space="preserve">per channel, per hour, per market</w:t>
+      </w:r>
+      <w:r>
+        <w:t xml:space="preserve">.</w:t>
+      </w:r>
+    </w:p>
+    <w:p>
+      <w:pPr>
+        <w:pStyle w:val="Compact"/>
+        <w:numPr>
+          <w:ilvl w:val="0"/>
+          <w:numId w:val="1003"/>
+        </w:numPr>
+      </w:pPr>
+      <w:r>
+        <w:rPr>
+          <w:b/>
+          <w:bCs/>
+        </w:rPr>
+        <w:t xml:space="preserve">Ad-server logs</w:t>
+      </w:r>
+      <w:r>
+        <w:t xml:space="preserve"> </w:t>
+      </w:r>
+      <w:r>
+        <w:t xml:space="preserve">— every ad slot filled is a logged impression tagged with channel, time, market and device type. This is the revenue-grade number and it is inherently per-channel — it is what your statement reconciles to.</w:t>
+      </w:r>
+    </w:p>
+    <w:p>
+      <w:pPr>
+        <w:pStyle w:val="Compact"/>
+        <w:numPr>
+          <w:ilvl w:val="0"/>
+          <w:numId w:val="1003"/>
+        </w:numPr>
+      </w:pPr>
+      <w:r>
+        <w:rPr>
+          <w:b/>
+          <w:bCs/>
+        </w:rPr>
+        <w:t xml:space="preserve">CDN logs</w:t>
+      </w:r>
+      <w:r>
+        <w:t xml:space="preserve"> </w:t>
+      </w:r>
+      <w:r>
+        <w:t xml:space="preserve">— Bunny records every manifest and segment request per channel: a cross-check on viewer-hours and the bandwidth view.</w:t>
+      </w:r>
+    </w:p>
+    <w:p>
+      <w:pPr>
+        <w:pStyle w:val="FirstParagraph"/>
+      </w:pPr>
+      <w:r>
+        <w:t xml:space="preserve">On connected TV the device supplies a resettable</w:t>
+      </w:r>
+      <w:r>
+        <w:t xml:space="preserve"> </w:t>
+      </w:r>
+      <w:r>
+        <w:rPr>
+          <w:b/>
+          <w:bCs/>
+        </w:rPr>
+        <w:t xml:space="preserve">advertising ID</w:t>
+      </w:r>
+      <w:r>
+        <w:t xml:space="preserve"> </w:t>
+      </w:r>
+      <w:r>
+        <w:t xml:space="preserve">(not a login) which lets us count unique devices and cap ad frequency. On web, a first-party anonymous ID does the same, subject to consent.</w:t>
+      </w:r>
+    </w:p>
+    <w:p>
+      <w:pPr>
+        <w:pStyle w:val="BodyText"/>
+      </w:pPr>
+      <w:r>
+        <w:t xml:space="preserve">What channel metrics will I actually see?</w:t>
+      </w:r>
+    </w:p>
+    <w:p>
+      <w:pPr>
+        <w:pStyle w:val="BodyText"/>
+      </w:pPr>
+      <w:r>
+        <w:t xml:space="preserve">All of these are measurable without any registration:</w:t>
+      </w:r>
+    </w:p>
+    <w:tbl>
+      <w:tblPr>
+        <w:tblStyle w:val="Table"/>
+        <w:tblW w:type="auto" w:w="0"/>
+        <w:tblLook w:firstRow="1" w:lastRow="0" w:firstColumn="0" w:lastColumn="0" w:noHBand="0" w:noVBand="0" w:val="0020"/>
+      </w:tblPr>
+      <w:tblGrid>
+        <w:gridCol w:w="2640"/>
+        <w:gridCol w:w="2640"/>
+        <w:gridCol w:w="2640"/>
+      </w:tblGrid>
+      <w:tr>
+        <w:trPr>
+          <w:tblHeader w:val="on"/>
+        </w:trPr>
+        <w:tc>
+          <w:tcPr/>
+          <w:p>
+            <w:pPr>
+              <w:pStyle w:val="Compact"/>
+            </w:pPr>
+            <w:r>
+              <w:t xml:space="preserve">Audience</w:t>
+            </w:r>
+          </w:p>
+        </w:tc>
+        <w:tc>
+          <w:tcPr/>
+          <w:p>
+            <w:pPr>
+              <w:pStyle w:val="Compact"/>
+            </w:pPr>
+            <w:r>
+              <w:t xml:space="preserve">Engagement</w:t>
+            </w:r>
+          </w:p>
+        </w:tc>
+        <w:tc>
+          <w:tcPr/>
+          <w:p>
+            <w:pPr>
+              <w:pStyle w:val="Compact"/>
+            </w:pPr>
+            <w:r>
+              <w:t xml:space="preserve">Money</w:t>
+            </w:r>
+          </w:p>
+        </w:tc>
+      </w:tr>
+      <w:tr>
+        <w:tc>
+          <w:tcPr/>
+          <w:p>
+            <w:pPr>
+              <w:pStyle w:val="Compact"/>
+            </w:pPr>
+            <w:r>
+              <w:t xml:space="preserve">Viewer-hours (headline)</w:t>
+            </w:r>
+          </w:p>
+        </w:tc>
+        <w:tc>
+          <w:tcPr/>
+          <w:p>
+            <w:pPr>
+              <w:pStyle w:val="Compact"/>
+            </w:pPr>
+            <w:r>
+              <w:t xml:space="preserve">Average watch time / session</w:t>
+            </w:r>
+          </w:p>
+        </w:tc>
+        <w:tc>
+          <w:tcPr/>
+          <w:p>
+            <w:pPr>
+              <w:pStyle w:val="Compact"/>
+            </w:pPr>
+            <w:r>
+              <w:t xml:space="preserve">Ad impressions served</w:t>
+            </w:r>
+          </w:p>
+        </w:tc>
+      </w:tr>
+      <w:tr>
+        <w:tc>
+          <w:tcPr/>
+          <w:p>
+            <w:pPr>
+              <w:pStyle w:val="Compact"/>
+            </w:pPr>
+            <w:r>
+              <w:t xml:space="preserve">Average &amp; peak concurrent viewers</w:t>
+            </w:r>
+          </w:p>
+        </w:tc>
+        <w:tc>
+          <w:tcPr/>
+          <w:p>
+            <w:pPr>
+              <w:pStyle w:val="Compact"/>
+            </w:pPr>
+            <w:r>
+              <w:t xml:space="preserve">Completion rate</w:t>
+            </w:r>
+          </w:p>
+        </w:tc>
+        <w:tc>
+          <w:tcPr/>
+          <w:p>
+            <w:pPr>
+              <w:pStyle w:val="Compact"/>
+            </w:pPr>
+            <w:r>
+              <w:t xml:space="preserve">Fill rate</w:t>
+            </w:r>
+          </w:p>
+        </w:tc>
+      </w:tr>
+      <w:tr>
+        <w:tc>
+          <w:tcPr/>
+          <w:p>
+            <w:pPr>
+              <w:pStyle w:val="Compact"/>
+            </w:pPr>
+            <w:r>
+              <w:t xml:space="preserve">Unique devices / viewers</w:t>
+            </w:r>
+          </w:p>
+        </w:tc>
+        <w:tc>
+          <w:tcPr/>
+          <w:p>
+            <w:pPr>
+              <w:pStyle w:val="Compact"/>
+            </w:pPr>
+            <w:r>
+              <w:t xml:space="preserve">Tune-in by hour and day</w:t>
+            </w:r>
+          </w:p>
+        </w:tc>
+        <w:tc>
+          <w:tcPr/>
+          <w:p>
+            <w:pPr>
+              <w:pStyle w:val="Compact"/>
+            </w:pPr>
+            <w:r>
+              <w:t xml:space="preserve">Blended eCPM</w:t>
+            </w:r>
+          </w:p>
+        </w:tc>
+      </w:tr>
+      <w:tr>
+        <w:tc>
+          <w:tcPr/>
+          <w:p>
+            <w:pPr>
+              <w:pStyle w:val="Compact"/>
+            </w:pPr>
+            <w:r>
+              <w:t xml:space="preserve">Market / geo split</w:t>
+            </w:r>
+          </w:p>
+        </w:tc>
+        <w:tc>
+          <w:tcPr/>
+          <w:p>
+            <w:pPr>
+              <w:pStyle w:val="Compact"/>
+            </w:pPr>
+            <w:r>
+              <w:t xml:space="preserve">Where viewers arrive from and leave to</w:t>
+            </w:r>
+          </w:p>
+        </w:tc>
+        <w:tc>
+          <w:tcPr/>
+          <w:p>
+            <w:pPr>
+              <w:pStyle w:val="Compact"/>
+            </w:pPr>
+            <w:r>
+              <w:t xml:space="preserve">Gross and your net share</w:t>
+            </w:r>
+          </w:p>
+        </w:tc>
+      </w:tr>
+      <w:tr>
+        <w:tc>
+          <w:tcPr/>
+          <w:p>
+            <w:pPr>
+              <w:pStyle w:val="Compact"/>
+            </w:pPr>
+            <w:r>
+              <w:t xml:space="preserve">Device split (web / Roku / Fire TV …)</w:t>
+            </w:r>
+          </w:p>
+        </w:tc>
+        <w:tc>
+          <w:tcPr/>
+          <w:p>
+            <w:pPr>
+              <w:pStyle w:val="Compact"/>
+            </w:pPr>
+          </w:p>
+        </w:tc>
+        <w:tc>
+          <w:tcPr/>
+          <w:p>
+            <w:pPr>
+              <w:pStyle w:val="Compact"/>
+            </w:pPr>
+          </w:p>
+        </w:tc>
+      </w:tr>
+    </w:tbl>
+    <w:p>
+      <w:pPr>
+        <w:pStyle w:val="BodyText"/>
+      </w:pPr>
+      <w:r>
+        <w:t xml:space="preserve">What's the plan for me to see my numbers, and when?</w:t>
+      </w:r>
+    </w:p>
+    <w:tbl>
+      <w:tblPr>
+        <w:tblStyle w:val="Table"/>
+        <w:tblW w:type="auto" w:w="0"/>
+        <w:tblLook w:firstRow="1" w:lastRow="0" w:firstColumn="0" w:lastColumn="0" w:noHBand="0" w:noVBand="0" w:val="0020"/>
+      </w:tblPr>
+      <w:tblGrid>
+        <w:gridCol w:w="3960"/>
+        <w:gridCol w:w="3960"/>
+      </w:tblGrid>
+      <w:tr>
+        <w:trPr>
+          <w:tblHeader w:val="on"/>
+        </w:trPr>
+        <w:tc>
+          <w:tcPr/>
+          <w:p>
+            <w:pPr>
+              <w:pStyle w:val="Compact"/>
+            </w:pPr>
+            <w:r>
+              <w:t xml:space="preserve">Stage</w:t>
+            </w:r>
+          </w:p>
+        </w:tc>
+        <w:tc>
+          <w:tcPr/>
+          <w:p>
+            <w:pPr>
+              <w:pStyle w:val="Compact"/>
+            </w:pPr>
+            <w:r>
+              <w:t xml:space="preserve">What you get</w:t>
+            </w:r>
+          </w:p>
+        </w:tc>
+      </w:tr>
+      <w:tr>
+        <w:tc>
+          <w:tcPr/>
+          <w:p>
+            <w:pPr>
+              <w:pStyle w:val="Compact"/>
+            </w:pPr>
+            <w:r>
+              <w:t xml:space="preserve">POC (now)</w:t>
+            </w:r>
+          </w:p>
+        </w:tc>
+        <w:tc>
+          <w:tcPr/>
+          <w:p>
+            <w:pPr>
+              <w:pStyle w:val="Compact"/>
+            </w:pPr>
+            <w:r>
+              <w:t xml:space="preserve">A</w:t>
+            </w:r>
+            <w:r>
+              <w:t xml:space="preserve"> </w:t>
+            </w:r>
+            <w:r>
+              <w:rPr>
+                <w:b/>
+                <w:bCs/>
+              </w:rPr>
+              <w:t xml:space="preserve">preview analytics view</w:t>
+            </w:r>
+            <w:r>
+              <w:t xml:space="preserve"> </w:t>
+            </w:r>
+            <w:r>
+              <w:t xml:space="preserve">in the demo — a sample per-channel dashboard showing exactly the metrics above, so you can see the reporting you'll receive.</w:t>
+            </w:r>
+            <w:r>
+              <w:t xml:space="preserve"> </w:t>
+            </w:r>
+            <w:r>
+              <w:t xml:space="preserve">now</w:t>
+            </w:r>
+          </w:p>
+        </w:tc>
+      </w:tr>
+      <w:tr>
+        <w:tc>
+          <w:tcPr/>
+          <w:p>
+            <w:pPr>
+              <w:pStyle w:val="Compact"/>
+            </w:pPr>
+            <w:r>
+              <w:t xml:space="preserve">MVP</w:t>
+            </w:r>
+          </w:p>
+        </w:tc>
+        <w:tc>
+          <w:tcPr/>
+          <w:p>
+            <w:pPr>
+              <w:pStyle w:val="Compact"/>
+            </w:pPr>
+            <w:r>
+              <w:t xml:space="preserve">Real beacons + ad-server logs → a</w:t>
+            </w:r>
+            <w:r>
+              <w:t xml:space="preserve"> </w:t>
+            </w:r>
+            <w:r>
+              <w:rPr>
+                <w:b/>
+                <w:bCs/>
+              </w:rPr>
+              <w:t xml:space="preserve">monthly statement per channel</w:t>
+            </w:r>
+            <w:r>
+              <w:t xml:space="preserve"> </w:t>
+            </w:r>
+            <w:r>
+              <w:t xml:space="preserve">(PDF), reconciled to the ad server.</w:t>
+            </w:r>
+          </w:p>
+        </w:tc>
+      </w:tr>
+      <w:tr>
+        <w:tc>
+          <w:tcPr/>
+          <w:p>
+            <w:pPr>
+              <w:pStyle w:val="Compact"/>
+            </w:pPr>
+            <w:r>
+              <w:t xml:space="preserve">Commercial pilot</w:t>
+            </w:r>
+          </w:p>
+        </w:tc>
+        <w:tc>
+          <w:tcPr/>
+          <w:p>
+            <w:pPr>
+              <w:pStyle w:val="Compact"/>
+            </w:pPr>
+            <w:r>
+              <w:t xml:space="preserve">A</w:t>
+            </w:r>
+            <w:r>
+              <w:t xml:space="preserve"> </w:t>
+            </w:r>
+            <w:r>
+              <w:rPr>
+                <w:b/>
+                <w:bCs/>
+              </w:rPr>
+              <w:t xml:space="preserve">partner portal</w:t>
+            </w:r>
+            <w:r>
+              <w:t xml:space="preserve"> </w:t>
+            </w:r>
+            <w:r>
+              <w:t xml:space="preserve">— you log in (partners get accounts; viewers don't) and see near-real-time charts for your channels.</w:t>
+            </w:r>
+            <w:r>
+              <w:t xml:space="preserve"> </w:t>
+            </w:r>
+            <w:r>
+              <w:t xml:space="preserve">roadmap</w:t>
+            </w:r>
+          </w:p>
+        </w:tc>
+      </w:tr>
+      <w:tr>
+        <w:tc>
+          <w:tcPr/>
+          <w:p>
+            <w:pPr>
+              <w:pStyle w:val="Compact"/>
+            </w:pPr>
+            <w:r>
+              <w:t xml:space="preserve">Scale</w:t>
+            </w:r>
+          </w:p>
+        </w:tc>
+        <w:tc>
+          <w:tcPr/>
+          <w:p>
+            <w:pPr>
+              <w:pStyle w:val="Compact"/>
+            </w:pPr>
+            <w:r>
+              <w:t xml:space="preserve">Third-party measurement validation (Comscore / Nielsen / a standard analytics vendor) so advertisers and partners trust the numbers.</w:t>
+            </w:r>
+          </w:p>
+        </w:tc>
+      </w:tr>
+    </w:tbl>
+    <w:p>
+      <w:pPr>
+        <w:pStyle w:val="BodyText"/>
+      </w:pPr>
+      <w:r>
+        <w:t xml:space="preserve">What reporting do I get on day one?</w:t>
+      </w:r>
+    </w:p>
+    <w:p>
+      <w:pPr>
+        <w:pStyle w:val="BodyText"/>
+      </w:pPr>
+      <w:r>
+        <w:t xml:space="preserve">A monthly statement per channel: viewer-hours, unique devices, completion rate, impressions served, fill rate, blended eCPM, gross and your net share. The self-service portal follows in the pilot phase.</w:t>
       </w:r>
       <w:r>
         <w:t xml:space="preserve"> </w:t>
@@ -2096,6 +2665,9 @@
     <w:abstractNumId w:val="991"/>
   </w:num>
   <w:num w:numId="1002">
+    <w:abstractNumId w:val="991"/>
+  </w:num>
+  <w:num w:numId="1003">
     <w:abstractNumId w:val="991"/>
   </w:num>
 </w:numbering>
